--- a/Инструкция IOS.docx
+++ b/Инструкция IOS.docx
@@ -56,7 +56,7 @@
         <w:rPr>
           <w:lang w:val="en-US"/>
         </w:rPr>
-        <w:t>google</w:t>
+        <w:t>App</w:t>
       </w:r>
       <w:r>
         <w:t xml:space="preserve"> </w:t>
@@ -65,7 +65,7 @@
         <w:rPr>
           <w:lang w:val="en-US"/>
         </w:rPr>
-        <w:t>play</w:t>
+        <w:t>Store</w:t>
       </w:r>
       <w:r>
         <w:t xml:space="preserve"> </w:t>
@@ -87,6 +87,7 @@
     </w:p>
     <w:p>
       <w:pPr>
+        <w:keepNext/>
         <w:jc w:val="center"/>
       </w:pPr>
       <w:r>
@@ -94,10 +95,10 @@
           <w:noProof/>
         </w:rPr>
         <w:drawing>
-          <wp:inline distT="0" distB="0" distL="0" distR="0" wp14:anchorId="7F243308" wp14:editId="742D223E">
-            <wp:extent cx="4406900" cy="2773685"/>
-            <wp:effectExtent l="0" t="0" r="0" b="7620"/>
-            <wp:docPr id="148135781" name="Рисунок 1"/>
+          <wp:inline distT="0" distB="0" distL="0" distR="0" wp14:anchorId="67132867" wp14:editId="00AF39E9">
+            <wp:extent cx="2838450" cy="3184343"/>
+            <wp:effectExtent l="0" t="0" r="0" b="0"/>
+            <wp:docPr id="267932114" name="Рисунок 1"/>
             <wp:cNvGraphicFramePr>
               <a:graphicFrameLocks xmlns:a="http://schemas.openxmlformats.org/drawingml/2006/main" noChangeAspect="1"/>
             </wp:cNvGraphicFramePr>
@@ -105,7 +106,7 @@
               <a:graphicData uri="http://schemas.openxmlformats.org/drawingml/2006/picture">
                 <pic:pic xmlns:pic="http://schemas.openxmlformats.org/drawingml/2006/picture">
                   <pic:nvPicPr>
-                    <pic:cNvPr id="148135781" name=""/>
+                    <pic:cNvPr id="267932114" name=""/>
                     <pic:cNvPicPr/>
                   </pic:nvPicPr>
                   <pic:blipFill>
@@ -117,7 +118,7 @@
                   <pic:spPr>
                     <a:xfrm>
                       <a:off x="0" y="0"/>
-                      <a:ext cx="4407685" cy="2774179"/>
+                      <a:ext cx="2856088" cy="3204131"/>
                     </a:xfrm>
                     <a:prstGeom prst="rect">
                       <a:avLst/>
@@ -132,6 +133,26 @@
     </w:p>
     <w:p>
       <w:pPr>
+        <w:pStyle w:val="ac"/>
+        <w:jc w:val="center"/>
+      </w:pPr>
+      <w:r>
+        <w:t xml:space="preserve">Рисунок </w:t>
+      </w:r>
+      <w:fldSimple w:instr=" SEQ Рисунок \* ARABIC ">
+        <w:r>
+          <w:rPr>
+            <w:noProof/>
+          </w:rPr>
+          <w:t>1</w:t>
+        </w:r>
+      </w:fldSimple>
+      <w:r>
+        <w:t xml:space="preserve"> - Загрузка приложения</w:t>
+      </w:r>
+    </w:p>
+    <w:p>
+      <w:pPr>
         <w:pStyle w:val="a7"/>
         <w:numPr>
           <w:ilvl w:val="0"/>
@@ -139,7 +160,13 @@
         </w:numPr>
       </w:pPr>
       <w:r>
-        <w:t>Далее открыть приложении и нажать на «</w:t>
+        <w:t>Далее открыть приложени</w:t>
+      </w:r>
+      <w:r>
+        <w:t>е</w:t>
+      </w:r>
+      <w:r>
+        <w:t xml:space="preserve"> и нажать на «</w:t>
       </w:r>
       <w:r>
         <w:rPr>
@@ -169,28 +196,23 @@
         <w:t xml:space="preserve"> заранее скопировав ссылку с бота</w:t>
       </w:r>
       <w:r>
-        <w:t xml:space="preserve"> </w:t>
-      </w:r>
-    </w:p>
-    <w:p>
-      <w:pPr>
+        <w:t>. Разрешите внести данные из буфера обмена.</w:t>
+      </w:r>
+    </w:p>
+    <w:p>
+      <w:pPr>
+        <w:keepNext/>
         <w:jc w:val="center"/>
       </w:pPr>
-    </w:p>
-    <w:p>
-      <w:pPr>
-        <w:jc w:val="center"/>
-      </w:pPr>
       <w:r>
         <w:rPr>
           <w:noProof/>
         </w:rPr>
-        <w:lastRenderedPageBreak/>
         <w:drawing>
-          <wp:inline distT="0" distB="0" distL="0" distR="0" wp14:anchorId="09E7FF91" wp14:editId="7DD8A92F">
-            <wp:extent cx="2771775" cy="5686393"/>
-            <wp:effectExtent l="0" t="0" r="0" b="0"/>
-            <wp:docPr id="1844483016" name="Рисунок 1"/>
+          <wp:inline distT="0" distB="0" distL="0" distR="0" wp14:anchorId="5874197A" wp14:editId="6806FF94">
+            <wp:extent cx="2652809" cy="2165350"/>
+            <wp:effectExtent l="0" t="0" r="0" b="6350"/>
+            <wp:docPr id="1871792802" name="Рисунок 1"/>
             <wp:cNvGraphicFramePr>
               <a:graphicFrameLocks xmlns:a="http://schemas.openxmlformats.org/drawingml/2006/main" noChangeAspect="1"/>
             </wp:cNvGraphicFramePr>
@@ -198,7 +220,7 @@
               <a:graphicData uri="http://schemas.openxmlformats.org/drawingml/2006/picture">
                 <pic:pic xmlns:pic="http://schemas.openxmlformats.org/drawingml/2006/picture">
                   <pic:nvPicPr>
-                    <pic:cNvPr id="1844483016" name=""/>
+                    <pic:cNvPr id="1871792802" name=""/>
                     <pic:cNvPicPr/>
                   </pic:nvPicPr>
                   <pic:blipFill>
@@ -210,7 +232,7 @@
                   <pic:spPr>
                     <a:xfrm>
                       <a:off x="0" y="0"/>
-                      <a:ext cx="2773352" cy="5689628"/>
+                      <a:ext cx="2670149" cy="2179504"/>
                     </a:xfrm>
                     <a:prstGeom prst="rect">
                       <a:avLst/>
@@ -225,61 +247,28 @@
     </w:p>
     <w:p>
       <w:pPr>
-        <w:pStyle w:val="a7"/>
-        <w:numPr>
-          <w:ilvl w:val="0"/>
-          <w:numId w:val="1"/>
-        </w:numPr>
-      </w:pPr>
-      <w:r>
-        <w:t>Нажмите на кнопку «</w:t>
-      </w:r>
-      <w:r>
-        <w:rPr>
-          <w:lang w:val="en-US"/>
-        </w:rPr>
-        <w:t>Connect</w:t>
-      </w:r>
-      <w:r>
-        <w:t>»</w:t>
-      </w:r>
-    </w:p>
-    <w:p>
-      <w:pPr>
-        <w:pStyle w:val="a7"/>
-        <w:numPr>
-          <w:ilvl w:val="0"/>
-          <w:numId w:val="1"/>
-        </w:numPr>
-      </w:pPr>
-      <w:proofErr w:type="spellStart"/>
-      <w:r>
-        <w:rPr>
-          <w:lang w:val="en-US"/>
-        </w:rPr>
-        <w:t>Iphone</w:t>
-      </w:r>
-      <w:proofErr w:type="spellEnd"/>
-      <w:r>
-        <w:t xml:space="preserve"> </w:t>
-      </w:r>
-      <w:r>
-        <w:t xml:space="preserve">запросит разрешение о создании конфигурации. Введите код от телефона для создания конфигурации </w:t>
-      </w:r>
-      <w:r>
-        <w:rPr>
-          <w:lang w:val="en-US"/>
-        </w:rPr>
-        <w:t>VPN</w:t>
-      </w:r>
-    </w:p>
-    <w:p>
-      <w:pPr>
-        <w:ind w:left="360"/>
+        <w:pStyle w:val="ac"/>
         <w:jc w:val="center"/>
-        <w:rPr>
-          <w:lang w:val="en-US"/>
-        </w:rPr>
+      </w:pPr>
+      <w:r>
+        <w:t xml:space="preserve">Рисунок </w:t>
+      </w:r>
+      <w:fldSimple w:instr=" SEQ Рисунок \* ARABIC ">
+        <w:r>
+          <w:rPr>
+            <w:noProof/>
+          </w:rPr>
+          <w:t>2</w:t>
+        </w:r>
+      </w:fldSimple>
+      <w:r>
+        <w:t xml:space="preserve"> - Сохранение персональной ссылки подписки</w:t>
+      </w:r>
+    </w:p>
+    <w:p>
+      <w:pPr>
+        <w:keepNext/>
+        <w:jc w:val="center"/>
       </w:pPr>
       <w:r>
         <w:rPr>
@@ -287,10 +276,10 @@
         </w:rPr>
         <w:lastRenderedPageBreak/>
         <w:drawing>
-          <wp:inline distT="0" distB="0" distL="0" distR="0" wp14:anchorId="0DAE1A83" wp14:editId="7EC202D8">
-            <wp:extent cx="2695575" cy="5451010"/>
+          <wp:inline distT="0" distB="0" distL="0" distR="0" wp14:anchorId="63CF02F4" wp14:editId="180D3463">
+            <wp:extent cx="1886172" cy="3810000"/>
             <wp:effectExtent l="0" t="0" r="0" b="0"/>
-            <wp:docPr id="1694734273" name="Рисунок 1"/>
+            <wp:docPr id="1712798389" name="Рисунок 1"/>
             <wp:cNvGraphicFramePr>
               <a:graphicFrameLocks xmlns:a="http://schemas.openxmlformats.org/drawingml/2006/main" noChangeAspect="1"/>
             </wp:cNvGraphicFramePr>
@@ -298,7 +287,7 @@
               <a:graphicData uri="http://schemas.openxmlformats.org/drawingml/2006/picture">
                 <pic:pic xmlns:pic="http://schemas.openxmlformats.org/drawingml/2006/picture">
                   <pic:nvPicPr>
-                    <pic:cNvPr id="1694734273" name=""/>
+                    <pic:cNvPr id="1712798389" name=""/>
                     <pic:cNvPicPr/>
                   </pic:nvPicPr>
                   <pic:blipFill>
@@ -310,7 +299,7 @@
                   <pic:spPr>
                     <a:xfrm>
                       <a:off x="0" y="0"/>
-                      <a:ext cx="2697571" cy="5455047"/>
+                      <a:ext cx="1892640" cy="3823065"/>
                     </a:xfrm>
                     <a:prstGeom prst="rect">
                       <a:avLst/>
@@ -325,67 +314,47 @@
     </w:p>
     <w:p>
       <w:pPr>
-        <w:pStyle w:val="a7"/>
-        <w:numPr>
-          <w:ilvl w:val="0"/>
-          <w:numId w:val="1"/>
-        </w:numPr>
-      </w:pPr>
-      <w:r>
-        <w:t>Нажмите повторно «</w:t>
+        <w:pStyle w:val="ac"/>
+        <w:jc w:val="center"/>
+      </w:pPr>
+      <w:r>
+        <w:t xml:space="preserve">Рисунок </w:t>
+      </w:r>
+      <w:fldSimple w:instr=" SEQ Рисунок \* ARABIC ">
+        <w:r>
+          <w:rPr>
+            <w:noProof/>
+          </w:rPr>
+          <w:t>3</w:t>
+        </w:r>
+      </w:fldSimple>
+      <w:r>
+        <w:t xml:space="preserve"> - Установка подписки в приложение "</w:t>
       </w:r>
       <w:r>
         <w:rPr>
           <w:lang w:val="en-US"/>
         </w:rPr>
-        <w:t>Connect</w:t>
-      </w:r>
-      <w:r>
-        <w:t>», если требуется</w:t>
-      </w:r>
-    </w:p>
-    <w:p>
-      <w:pPr>
-        <w:pStyle w:val="a7"/>
-        <w:numPr>
-          <w:ilvl w:val="0"/>
-          <w:numId w:val="1"/>
-        </w:numPr>
-      </w:pPr>
-      <w:r>
-        <w:t xml:space="preserve">Необходимо запустить </w:t>
-      </w:r>
-      <w:r>
-        <w:rPr>
-          <w:lang w:val="en-US"/>
-        </w:rPr>
-        <w:t>VPN</w:t>
-      </w:r>
-      <w:r>
-        <w:t>,</w:t>
-      </w:r>
-      <w:r>
-        <w:t xml:space="preserve"> статус в приложении поменяется на «Подключено»</w:t>
-      </w:r>
-    </w:p>
-    <w:p>
-      <w:pPr>
-        <w:ind w:left="360"/>
+        <w:t>Happ</w:t>
+      </w:r>
+      <w:r>
+        <w:t>"</w:t>
+      </w:r>
+    </w:p>
+    <w:p>
+      <w:pPr>
+        <w:keepNext/>
         <w:jc w:val="center"/>
-        <w:rPr>
-          <w:lang w:val="en-US"/>
-        </w:rPr>
       </w:pPr>
       <w:r>
         <w:rPr>
           <w:noProof/>
         </w:rPr>
-        <w:lastRenderedPageBreak/>
         <w:drawing>
-          <wp:inline distT="0" distB="0" distL="0" distR="0" wp14:anchorId="7AEF978D" wp14:editId="21931A57">
-            <wp:extent cx="2162175" cy="4400460"/>
-            <wp:effectExtent l="0" t="0" r="0" b="635"/>
-            <wp:docPr id="1124377242" name="Рисунок 1"/>
+          <wp:inline distT="0" distB="0" distL="0" distR="0" wp14:anchorId="3ABA8B3C" wp14:editId="4E2ABB1F">
+            <wp:extent cx="1694762" cy="3467100"/>
+            <wp:effectExtent l="0" t="0" r="1270" b="0"/>
+            <wp:docPr id="1598766626" name="Рисунок 1"/>
             <wp:cNvGraphicFramePr>
               <a:graphicFrameLocks xmlns:a="http://schemas.openxmlformats.org/drawingml/2006/main" noChangeAspect="1"/>
             </wp:cNvGraphicFramePr>
@@ -393,7 +362,7 @@
               <a:graphicData uri="http://schemas.openxmlformats.org/drawingml/2006/picture">
                 <pic:pic xmlns:pic="http://schemas.openxmlformats.org/drawingml/2006/picture">
                   <pic:nvPicPr>
-                    <pic:cNvPr id="1124377242" name=""/>
+                    <pic:cNvPr id="1598766626" name=""/>
                     <pic:cNvPicPr/>
                   </pic:nvPicPr>
                   <pic:blipFill>
@@ -405,7 +374,7 @@
                   <pic:spPr>
                     <a:xfrm>
                       <a:off x="0" y="0"/>
-                      <a:ext cx="2164459" cy="4405109"/>
+                      <a:ext cx="1702334" cy="3482590"/>
                     </a:xfrm>
                     <a:prstGeom prst="rect">
                       <a:avLst/>
@@ -420,8 +389,285 @@
     </w:p>
     <w:p>
       <w:pPr>
+        <w:pStyle w:val="ac"/>
         <w:jc w:val="center"/>
       </w:pPr>
+      <w:r>
+        <w:t xml:space="preserve">Рисунок </w:t>
+      </w:r>
+      <w:fldSimple w:instr=" SEQ Рисунок \* ARABIC ">
+        <w:r>
+          <w:rPr>
+            <w:noProof/>
+          </w:rPr>
+          <w:t>4</w:t>
+        </w:r>
+      </w:fldSimple>
+      <w:r>
+        <w:t xml:space="preserve"> - Разрешить вставку из буфера обмена</w:t>
+      </w:r>
+    </w:p>
+    <w:p>
+      <w:pPr>
+        <w:rPr>
+          <w:i/>
+          <w:iCs/>
+          <w:color w:val="44546A" w:themeColor="text2"/>
+          <w:sz w:val="18"/>
+          <w:szCs w:val="18"/>
+        </w:rPr>
+      </w:pPr>
+      <w:r>
+        <w:br w:type="page"/>
+      </w:r>
+    </w:p>
+    <w:p>
+      <w:pPr>
+        <w:pStyle w:val="ac"/>
+        <w:jc w:val="center"/>
+      </w:pPr>
+    </w:p>
+    <w:p>
+      <w:pPr>
+        <w:pStyle w:val="a7"/>
+        <w:numPr>
+          <w:ilvl w:val="0"/>
+          <w:numId w:val="1"/>
+        </w:numPr>
+      </w:pPr>
+      <w:r>
+        <w:t>Нажмите на кнопку «</w:t>
+      </w:r>
+      <w:r>
+        <w:rPr>
+          <w:lang w:val="en-US"/>
+        </w:rPr>
+        <w:t>Connect</w:t>
+      </w:r>
+      <w:r>
+        <w:t>»</w:t>
+      </w:r>
+    </w:p>
+    <w:p>
+      <w:pPr>
+        <w:keepNext/>
+        <w:jc w:val="center"/>
+      </w:pPr>
+      <w:r>
+        <w:rPr>
+          <w:noProof/>
+        </w:rPr>
+        <w:drawing>
+          <wp:inline distT="0" distB="0" distL="0" distR="0" wp14:anchorId="01F61F20" wp14:editId="7F1C1C68">
+            <wp:extent cx="1549400" cy="3154220"/>
+            <wp:effectExtent l="0" t="0" r="0" b="8255"/>
+            <wp:docPr id="1207412290" name="Рисунок 1"/>
+            <wp:cNvGraphicFramePr>
+              <a:graphicFrameLocks xmlns:a="http://schemas.openxmlformats.org/drawingml/2006/main" noChangeAspect="1"/>
+            </wp:cNvGraphicFramePr>
+            <a:graphic xmlns:a="http://schemas.openxmlformats.org/drawingml/2006/main">
+              <a:graphicData uri="http://schemas.openxmlformats.org/drawingml/2006/picture">
+                <pic:pic xmlns:pic="http://schemas.openxmlformats.org/drawingml/2006/picture">
+                  <pic:nvPicPr>
+                    <pic:cNvPr id="1207412290" name=""/>
+                    <pic:cNvPicPr/>
+                  </pic:nvPicPr>
+                  <pic:blipFill>
+                    <a:blip r:embed="rId9"/>
+                    <a:stretch>
+                      <a:fillRect/>
+                    </a:stretch>
+                  </pic:blipFill>
+                  <pic:spPr>
+                    <a:xfrm>
+                      <a:off x="0" y="0"/>
+                      <a:ext cx="1555717" cy="3167080"/>
+                    </a:xfrm>
+                    <a:prstGeom prst="rect">
+                      <a:avLst/>
+                    </a:prstGeom>
+                  </pic:spPr>
+                </pic:pic>
+              </a:graphicData>
+            </a:graphic>
+          </wp:inline>
+        </w:drawing>
+      </w:r>
+    </w:p>
+    <w:p>
+      <w:pPr>
+        <w:pStyle w:val="ac"/>
+        <w:jc w:val="center"/>
+      </w:pPr>
+      <w:r>
+        <w:t xml:space="preserve">Рисунок </w:t>
+      </w:r>
+      <w:fldSimple w:instr=" SEQ Рисунок \* ARABIC ">
+        <w:r>
+          <w:rPr>
+            <w:noProof/>
+          </w:rPr>
+          <w:t>5</w:t>
+        </w:r>
+      </w:fldSimple>
+      <w:r>
+        <w:t xml:space="preserve"> - Подключение к ускорителю</w:t>
+      </w:r>
+    </w:p>
+    <w:p>
+      <w:pPr>
+        <w:pStyle w:val="a7"/>
+        <w:numPr>
+          <w:ilvl w:val="0"/>
+          <w:numId w:val="1"/>
+        </w:numPr>
+      </w:pPr>
+      <w:proofErr w:type="spellStart"/>
+      <w:r>
+        <w:rPr>
+          <w:lang w:val="en-US"/>
+        </w:rPr>
+        <w:t>Iphone</w:t>
+      </w:r>
+      <w:proofErr w:type="spellEnd"/>
+      <w:r>
+        <w:t xml:space="preserve"> </w:t>
+      </w:r>
+      <w:r>
+        <w:t xml:space="preserve">запросит разрешение о создании конфигурации. Введите код от телефона для создания конфигурации </w:t>
+      </w:r>
+      <w:r>
+        <w:rPr>
+          <w:lang w:val="en-US"/>
+        </w:rPr>
+        <w:t>VPN</w:t>
+      </w:r>
+      <w:r>
+        <w:t>.</w:t>
+      </w:r>
+    </w:p>
+    <w:p>
+      <w:pPr>
+        <w:keepNext/>
+        <w:ind w:left="360"/>
+        <w:jc w:val="center"/>
+      </w:pPr>
+      <w:r>
+        <w:rPr>
+          <w:noProof/>
+        </w:rPr>
+        <w:drawing>
+          <wp:inline distT="0" distB="0" distL="0" distR="0" wp14:anchorId="55DC0DC4" wp14:editId="3A36C2D8">
+            <wp:extent cx="1733550" cy="3500253"/>
+            <wp:effectExtent l="0" t="0" r="0" b="5080"/>
+            <wp:docPr id="200879752" name="Рисунок 1"/>
+            <wp:cNvGraphicFramePr>
+              <a:graphicFrameLocks xmlns:a="http://schemas.openxmlformats.org/drawingml/2006/main" noChangeAspect="1"/>
+            </wp:cNvGraphicFramePr>
+            <a:graphic xmlns:a="http://schemas.openxmlformats.org/drawingml/2006/main">
+              <a:graphicData uri="http://schemas.openxmlformats.org/drawingml/2006/picture">
+                <pic:pic xmlns:pic="http://schemas.openxmlformats.org/drawingml/2006/picture">
+                  <pic:nvPicPr>
+                    <pic:cNvPr id="200879752" name=""/>
+                    <pic:cNvPicPr/>
+                  </pic:nvPicPr>
+                  <pic:blipFill>
+                    <a:blip r:embed="rId10"/>
+                    <a:stretch>
+                      <a:fillRect/>
+                    </a:stretch>
+                  </pic:blipFill>
+                  <pic:spPr>
+                    <a:xfrm>
+                      <a:off x="0" y="0"/>
+                      <a:ext cx="1738286" cy="3509815"/>
+                    </a:xfrm>
+                    <a:prstGeom prst="rect">
+                      <a:avLst/>
+                    </a:prstGeom>
+                  </pic:spPr>
+                </pic:pic>
+              </a:graphicData>
+            </a:graphic>
+          </wp:inline>
+        </w:drawing>
+      </w:r>
+    </w:p>
+    <w:p>
+      <w:pPr>
+        <w:pStyle w:val="ac"/>
+        <w:jc w:val="center"/>
+      </w:pPr>
+      <w:r>
+        <w:t xml:space="preserve">Рисунок </w:t>
+      </w:r>
+      <w:fldSimple w:instr=" SEQ Рисунок \* ARABIC ">
+        <w:r>
+          <w:rPr>
+            <w:noProof/>
+          </w:rPr>
+          <w:t>6</w:t>
+        </w:r>
+      </w:fldSimple>
+      <w:r>
+        <w:t xml:space="preserve"> - Разрешите создание конфигурации на своем </w:t>
+      </w:r>
+      <w:proofErr w:type="spellStart"/>
+      <w:r>
+        <w:rPr>
+          <w:lang w:val="en-US"/>
+        </w:rPr>
+        <w:t>Iphone</w:t>
+      </w:r>
+      <w:proofErr w:type="spellEnd"/>
+    </w:p>
+    <w:p>
+      <w:r>
+        <w:br w:type="page"/>
+      </w:r>
+    </w:p>
+    <w:p>
+      <w:pPr>
+        <w:pStyle w:val="a7"/>
+        <w:numPr>
+          <w:ilvl w:val="0"/>
+          <w:numId w:val="1"/>
+        </w:numPr>
+      </w:pPr>
+      <w:r>
+        <w:lastRenderedPageBreak/>
+        <w:t>Нажмите повторно «</w:t>
+      </w:r>
+      <w:r>
+        <w:rPr>
+          <w:lang w:val="en-US"/>
+        </w:rPr>
+        <w:t>Connect</w:t>
+      </w:r>
+      <w:r>
+        <w:t>», если требуется</w:t>
+      </w:r>
+    </w:p>
+    <w:p>
+      <w:pPr>
+        <w:pStyle w:val="a7"/>
+        <w:numPr>
+          <w:ilvl w:val="0"/>
+          <w:numId w:val="1"/>
+        </w:numPr>
+      </w:pPr>
+      <w:r>
+        <w:t xml:space="preserve">Необходимо запустить </w:t>
+      </w:r>
+      <w:r>
+        <w:t>Ускоритель</w:t>
+      </w:r>
+      <w:r>
+        <w:t>,</w:t>
+      </w:r>
+      <w:r>
+        <w:t xml:space="preserve"> статус в приложении поменяется на «Подключено»</w:t>
+      </w:r>
     </w:p>
     <w:sectPr>
       <w:pgSz w:w="11906" w:h="16838"/>
@@ -1447,6 +1693,25 @@
       <w:spacing w:val="5"/>
     </w:rPr>
   </w:style>
+  <w:style w:type="paragraph" w:styleId="ac">
+    <w:name w:val="caption"/>
+    <w:basedOn w:val="a"/>
+    <w:next w:val="a"/>
+    <w:uiPriority w:val="35"/>
+    <w:unhideWhenUsed/>
+    <w:qFormat/>
+    <w:rsid w:val="00016A32"/>
+    <w:pPr>
+      <w:spacing w:after="200" w:line="240" w:lineRule="auto"/>
+    </w:pPr>
+    <w:rPr>
+      <w:i/>
+      <w:iCs/>
+      <w:color w:val="44546A" w:themeColor="text2"/>
+      <w:sz w:val="18"/>
+      <w:szCs w:val="18"/>
+    </w:rPr>
+  </w:style>
 </w:styles>
 </file>
 
